--- a/pr-preview/pr-95/inference-handout-tracked-changes.docx
+++ b/pr-preview/pr-95/inference-handout-tracked-changes.docx
@@ -16,7 +16,7 @@
       </w:pPr>
       <w:del w:id="1" w:author="PR Preview" w:date="2026-01-01T00:00:00Z">
         <w:r>
-          <w:delText xml:space="preserve">Last modified: 2026-10-08 18:31:00 (PDT)</w:delText>
+          <w:delText xml:space="preserve">Last modified: 2026-10-08 23:15:22 (PDT)</w:delText>
         </w:r>
       </w:del>
     </w:p>
@@ -26,7 +26,7 @@
       </w:pPr>
       <w:ins w:id="2" w:author="PR Preview" w:date="2026-01-01T00:00:00Z">
         <w:r>
-          <w:t xml:space="preserve">Last modified: 2026-10-08 19:32:38 (PDT)</w:t>
+          <w:t xml:space="preserve">Last modified: 2026-10-09 01:12:45 (PDT)</w:t>
         </w:r>
       </w:ins>
     </w:p>

--- a/pr-preview/pr-95/inference-handout-tracked-changes.docx
+++ b/pr-preview/pr-95/inference-handout-tracked-changes.docx
@@ -16,7 +16,7 @@
       </w:pPr>
       <w:del w:id="1" w:author="PR Preview" w:date="2026-01-01T00:00:00Z">
         <w:r>
-          <w:delText xml:space="preserve">Last modified: 2026-10-08 23:15:22 (PDT)</w:delText>
+          <w:delText xml:space="preserve">Last modified: 2026-10-09 13:41:56 (PDT)</w:delText>
         </w:r>
       </w:del>
     </w:p>
@@ -26,7 +26,7 @@
       </w:pPr>
       <w:ins w:id="2" w:author="PR Preview" w:date="2026-01-01T00:00:00Z">
         <w:r>
-          <w:t xml:space="preserve">Last modified: 2026-10-09 01:12:45 (PDT)</w:t>
+          <w:t xml:space="preserve">Last modified: 2026-10-09 16:39:05 (PDT)</w:t>
         </w:r>
       </w:ins>
     </w:p>

--- a/pr-preview/pr-95/inference-handout-tracked-changes.docx
+++ b/pr-preview/pr-95/inference-handout-tracked-changes.docx
@@ -16,7 +16,7 @@
       </w:pPr>
       <w:del w:id="1" w:author="PR Preview" w:date="2026-01-01T00:00:00Z">
         <w:r>
-          <w:delText xml:space="preserve">Last modified: 2026-10-09 13:41:56 (PDT)</w:delText>
+          <w:delText xml:space="preserve">Last modified: 2026-10-16 00:14:28 (PDT)</w:delText>
         </w:r>
       </w:del>
     </w:p>
@@ -26,7 +26,7 @@
       </w:pPr>
       <w:ins w:id="2" w:author="PR Preview" w:date="2026-01-01T00:00:00Z">
         <w:r>
-          <w:t xml:space="preserve">Last modified: 2026-10-09 16:39:05 (PDT)</w:t>
+          <w:t xml:space="preserve">Last modified: 2026-10-16 00:09:51 (PDT)</w:t>
         </w:r>
       </w:ins>
     </w:p>
@@ -248,7 +248,7 @@
       </w:r>
     </w:p>
     <w:bookmarkEnd w:id="12"/>
-    <w:bookmarkStart w:id="27" w:name="sec-hypothesis-tests"/>
+    <w:bookmarkStart w:id="28" w:name="sec-hypothesis-tests"/>
     <w:p>
       <w:pPr>
         <w:pStyle w:val="Heading2"/>
@@ -819,7 +819,7 @@
     </w:p>
     <w:bookmarkEnd w:id="16"/>
     <w:bookmarkEnd w:id="17"/>
-    <w:bookmarkStart w:id="26" w:name="p-values"/>
+    <w:bookmarkStart w:id="27" w:name="p-values"/>
     <w:p>
       <w:pPr>
         <w:pStyle w:val="Heading3"/>
@@ -2865,19 +2865,131 @@
       </w:r>
     </w:p>
     <w:bookmarkEnd w:id="25"/>
-    <w:bookmarkEnd w:id="26"/>
-    <w:bookmarkEnd w:id="27"/>
-    <w:bookmarkStart w:id="35" w:name="sec-reference-distributions"/>
     <w:p>
       <w:pPr>
-        <w:pStyle w:val="Heading2"/>
-      </w:pPr>
-      <w:r>
-        <w:t xml:space="preserve">3 Reference distributions</w:t>
+        <w:pStyle w:val="BodyText"/>
+      </w:pPr>
+      <w:r>
+        <w:t xml:space="preserve">5MinuteAI explains</w:t>
+      </w:r>
+      <w:r>
+        <w:t xml:space="preserve"> </w:t>
+      </w:r>
+      <w:hyperlink r:id="rId26">
+        <w:r>
+          <w:rPr>
+            <w:rStyle w:val="Hyperlink"/>
+          </w:rPr>
+          <w:t xml:space="preserve">hypothesis testing</w:t>
+        </w:r>
+      </w:hyperlink>
+      <w:r>
+        <w:t xml:space="preserve"> </w:t>
+      </w:r>
+      <w:r>
+        <w:t xml:space="preserve">in five minutes,</w:t>
+      </w:r>
+      <w:r>
+        <w:t xml:space="preserve"> </w:t>
+      </w:r>
+      <w:r>
+        <w:t xml:space="preserve">following the University of Washington’s CSE 312</w:t>
+      </w:r>
+      <w:r>
+        <w:t xml:space="preserve"> </w:t>
+      </w:r>
+      <w:r>
+        <w:t xml:space="preserve">(5MinuteAI, n.d.)</w:t>
+      </w:r>
+      <w:r>
+        <w:t xml:space="preserve">.</w:t>
       </w:r>
     </w:p>
     <w:p>
       <w:pPr>
+        <w:pStyle w:val="Compact"/>
+        <w:numPr>
+          <w:ilvl w:val="0"/>
+          <w:numId w:val="1003"/>
+        </w:numPr>
+      </w:pPr>
+      <w:r>
+        <w:t xml:space="preserve">Hogg et al. (2019, sec. 8.1, pp. 361–368)</w:t>
+      </w:r>
+      <w:r>
+        <w:t xml:space="preserve"> </w:t>
+      </w:r>
+      <w:r>
+        <w:t xml:space="preserve">covers tests about one mean.</w:t>
+      </w:r>
+    </w:p>
+    <w:p>
+      <w:pPr>
+        <w:pStyle w:val="Compact"/>
+        <w:numPr>
+          <w:ilvl w:val="0"/>
+          <w:numId w:val="1003"/>
+        </w:numPr>
+      </w:pPr>
+      <w:r>
+        <w:t xml:space="preserve">Hogg et al. (2019, sec. 8.6, pp. 403–409)</w:t>
+      </w:r>
+      <w:r>
+        <w:t xml:space="preserve"> </w:t>
+      </w:r>
+      <w:r>
+        <w:t xml:space="preserve">covers power of a statistical test.</w:t>
+      </w:r>
+    </w:p>
+    <w:p>
+      <w:pPr>
+        <w:pStyle w:val="Compact"/>
+        <w:numPr>
+          <w:ilvl w:val="0"/>
+          <w:numId w:val="1003"/>
+        </w:numPr>
+      </w:pPr>
+      <w:r>
+        <w:t xml:space="preserve">Casella and Berger (2002, sec. 8.3, pp. 382–401)</w:t>
+      </w:r>
+      <w:r>
+        <w:t xml:space="preserve"> </w:t>
+      </w:r>
+      <w:r>
+        <w:t xml:space="preserve">covers methods of evaluating tests.</w:t>
+      </w:r>
+    </w:p>
+    <w:p>
+      <w:pPr>
+        <w:pStyle w:val="Compact"/>
+        <w:numPr>
+          <w:ilvl w:val="0"/>
+          <w:numId w:val="1003"/>
+        </w:numPr>
+      </w:pPr>
+      <w:r>
+        <w:t xml:space="preserve">Rice (2007, sec. 9.2, pp. 331–336)</w:t>
+      </w:r>
+      <w:r>
+        <w:t xml:space="preserve"> </w:t>
+      </w:r>
+      <w:r>
+        <w:t xml:space="preserve">covers the Neyman–Pearson paradigm.</w:t>
+      </w:r>
+    </w:p>
+    <w:bookmarkEnd w:id="27"/>
+    <w:bookmarkEnd w:id="28"/>
+    <w:bookmarkStart w:id="36" w:name="sec-reference-distributions"/>
+    <w:p>
+      <w:pPr>
+        <w:pStyle w:val="Heading2"/>
+      </w:pPr>
+      <w:r>
+        <w:t xml:space="preserve">3 Reference distributions</w:t>
+      </w:r>
+    </w:p>
+    <w:p>
+      <w:pPr>
         <w:pStyle w:val="FirstParagraph"/>
       </w:pPr>
       <w:r>
@@ -2916,7 +3028,7 @@
       <w:r>
         <w:t xml:space="preserve"> </w:t>
       </w:r>
-      <w:hyperlink r:id="rId28">
+      <w:hyperlink r:id="rId29">
         <w:r>
           <w:rPr>
             <w:rStyle w:val="Hyperlink"/>
@@ -2928,7 +3040,7 @@
         <w:t xml:space="preserve">.</w:t>
       </w:r>
     </w:p>
-    <w:bookmarkStart w:id="29" w:name="def-chi-square-dist"/>
+    <w:bookmarkStart w:id="30" w:name="def-chi-square-dist"/>
     <w:p>
       <w:pPr>
         <w:pStyle w:val="BodyText"/>
@@ -3139,8 +3251,8 @@
         <w:t xml:space="preserve">.</w:t>
       </w:r>
     </w:p>
-    <w:bookmarkEnd w:id="29"/>
-    <w:bookmarkStart w:id="30" w:name="exm-chi-square-dist"/>
+    <w:bookmarkEnd w:id="30"/>
+    <w:bookmarkStart w:id="31" w:name="exm-chi-square-dist"/>
     <w:p>
       <w:pPr>
         <w:pStyle w:val="BodyText"/>
@@ -3571,8 +3683,8 @@
         <w:t xml:space="preserve">#&gt;          3.84146          3.84146</w:t>
       </w:r>
     </w:p>
-    <w:bookmarkEnd w:id="30"/>
-    <w:bookmarkStart w:id="31" w:name="def-t-dist"/>
+    <w:bookmarkEnd w:id="31"/>
+    <w:bookmarkStart w:id="32" w:name="def-t-dist"/>
     <w:p>
       <w:pPr>
         <w:pStyle w:val="FirstParagraph"/>
@@ -3582,7 +3694,7 @@
           <w:b/>
           <w:bCs/>
         </w:rPr>
-        <w:t xml:space="preserve">Definition 10 (t-distribution)</w:t>
+        <w:t xml:space="preserve">Definition 10 (t-distribution (Student’s t-distribution))</w:t>
       </w:r>
       <w:r>
         <w:t xml:space="preserve"> </w:t>
@@ -3795,7 +3907,20 @@
         <w:t xml:space="preserve"> </w:t>
       </w:r>
       <w:r>
-        <w:t xml:space="preserve">(or Student’s t-distribution), written</w:t>
+        <w:t xml:space="preserve">(or</w:t>
+      </w:r>
+      <w:r>
+        <w:t xml:space="preserve"> </w:t>
+      </w:r>
+      <w:r>
+        <w:rPr>
+          <w:b/>
+          <w:bCs/>
+        </w:rPr>
+        <w:t xml:space="preserve">Student’s t-distribution</w:t>
+      </w:r>
+      <w:r>
+        <w:t xml:space="preserve">), written</w:t>
       </w:r>
       <w:r>
         <w:t xml:space="preserve"> </w:t>
@@ -3818,8 +3943,8 @@
         <w:t xml:space="preserve">.</w:t>
       </w:r>
     </w:p>
-    <w:bookmarkEnd w:id="31"/>
-    <w:bookmarkStart w:id="32" w:name="exm-t-dist"/>
+    <w:bookmarkEnd w:id="32"/>
+    <w:bookmarkStart w:id="33" w:name="exm-t-dist"/>
     <w:p>
       <w:pPr>
         <w:pStyle w:val="BodyText"/>
@@ -4155,8 +4280,8 @@
         <w:t xml:space="preserve">only in small samples.</w:t>
       </w:r>
     </w:p>
-    <w:bookmarkEnd w:id="32"/>
-    <w:bookmarkStart w:id="33" w:name="def-f-dist"/>
+    <w:bookmarkEnd w:id="33"/>
+    <w:bookmarkStart w:id="34" w:name="def-f-dist"/>
     <w:p>
       <w:pPr>
         <w:pStyle w:val="BodyText"/>
@@ -4530,8 +4655,8 @@
         <w:t xml:space="preserve">.</w:t>
       </w:r>
     </w:p>
-    <w:bookmarkEnd w:id="33"/>
-    <w:bookmarkStart w:id="34" w:name="exm-f-dist"/>
+    <w:bookmarkEnd w:id="34"/>
+    <w:bookmarkStart w:id="35" w:name="exm-f-dist"/>
     <w:p>
       <w:pPr>
         <w:pStyle w:val="BodyText"/>
@@ -5111,9 +5236,9 @@
         <w:t xml:space="preserve">#&gt;   5.11736   5.11736</w:t>
       </w:r>
     </w:p>
-    <w:bookmarkEnd w:id="34"/>
     <w:bookmarkEnd w:id="35"/>
-    <w:bookmarkStart w:id="43" w:name="sec-CI"/>
+    <w:bookmarkEnd w:id="36"/>
+    <w:bookmarkStart w:id="45" w:name="sec-CI"/>
     <w:p>
       <w:pPr>
         <w:pStyle w:val="Heading2"/>
@@ -5122,7 +5247,7 @@
         <w:t xml:space="preserve">4 Confidence intervals</w:t>
       </w:r>
     </w:p>
-    <w:bookmarkStart w:id="36" w:name="def-confidence-interval"/>
+    <w:bookmarkStart w:id="37" w:name="def-confidence-interval"/>
     <w:p>
       <w:pPr>
         <w:pStyle w:val="FirstParagraph"/>
@@ -5348,8 +5473,8 @@
         <w:t xml:space="preserve">held fixed.</w:t>
       </w:r>
     </w:p>
-    <w:bookmarkEnd w:id="36"/>
-    <w:bookmarkStart w:id="37" w:name="def-coverage-probability"/>
+    <w:bookmarkEnd w:id="37"/>
+    <w:bookmarkStart w:id="38" w:name="def-coverage-probability"/>
     <w:p>
       <w:pPr>
         <w:pStyle w:val="BodyText"/>
@@ -5581,8 +5706,8 @@
         <w:t xml:space="preserve">.</w:t>
       </w:r>
     </w:p>
-    <w:bookmarkEnd w:id="37"/>
-    <w:bookmarkStart w:id="38" w:name="def-approximate-ci"/>
+    <w:bookmarkEnd w:id="38"/>
+    <w:bookmarkStart w:id="39" w:name="def-approximate-ci"/>
     <w:p>
       <w:pPr>
         <w:pStyle w:val="BodyText"/>
@@ -5704,8 +5829,8 @@
         <w:t xml:space="preserve">for example only in large samples.</w:t>
       </w:r>
     </w:p>
-    <w:bookmarkEnd w:id="38"/>
-    <w:bookmarkStart w:id="40" w:name="exm-confidence-interval-wcgs"/>
+    <w:bookmarkEnd w:id="39"/>
+    <w:bookmarkStart w:id="41" w:name="exm-confidence-interval-wcgs"/>
     <w:p>
       <w:pPr>
         <w:pStyle w:val="BodyText"/>
@@ -5793,7 +5918,7 @@
       <w:r>
         <w:t xml:space="preserve"> </w:t>
       </w:r>
-      <w:hyperlink r:id="rId39">
+      <w:hyperlink r:id="rId40">
         <w:r>
           <w:rPr>
             <w:rStyle w:val="Hyperlink"/>
@@ -6300,8 +6425,8 @@
         <w:t xml:space="preserve">#&gt; 224.854 227.891</w:t>
       </w:r>
     </w:p>
-    <w:bookmarkEnd w:id="40"/>
-    <w:bookmarkStart w:id="41" w:name="def-margin-error"/>
+    <w:bookmarkEnd w:id="41"/>
+    <w:bookmarkStart w:id="42" w:name="def-margin-error"/>
     <w:p>
       <w:pPr>
         <w:pStyle w:val="FirstParagraph"/>
@@ -6311,7 +6436,7 @@
           <w:b/>
           <w:bCs/>
         </w:rPr>
-        <w:t xml:space="preserve">Definition 15 (Margin of error)</w:t>
+        <w:t xml:space="preserve">Definition 15 (Margin of error (radius))</w:t>
       </w:r>
       <w:r>
         <w:t xml:space="preserve"> </w:t>
@@ -6366,8 +6491,8 @@
         <w:t xml:space="preserve">is half the interval’s width.</w:t>
       </w:r>
     </w:p>
-    <w:bookmarkEnd w:id="41"/>
-    <w:bookmarkStart w:id="42" w:name="exm-margin-error"/>
+    <w:bookmarkEnd w:id="42"/>
+    <w:bookmarkStart w:id="43" w:name="exm-margin-error"/>
     <w:p>
       <w:pPr>
         <w:pStyle w:val="BodyText"/>
@@ -6461,23 +6586,45 @@
         <w:t xml:space="preserve">1.52 mg/dL.</w:t>
       </w:r>
     </w:p>
-    <w:bookmarkEnd w:id="42"/>
     <w:bookmarkEnd w:id="43"/>
-    <w:bookmarkStart w:id="46" w:name="further-reading-on-confidence-intervals"/>
     <w:p>
       <w:pPr>
-        <w:pStyle w:val="Heading2"/>
-      </w:pPr>
-      <w:r>
-        <w:t xml:space="preserve">5 Further reading on confidence intervals</w:t>
-      </w:r>
-    </w:p>
-    <w:p>
-      <w:pPr>
-        <w:pStyle w:val="FirstParagraph"/>
-      </w:pPr>
-      <w:r>
-        <w:t xml:space="preserve">For more on confidence intervals:</w:t>
+        <w:pStyle w:val="BodyText"/>
+      </w:pPr>
+      <w:r>
+        <w:t xml:space="preserve">5MinuteAI explains</w:t>
+      </w:r>
+      <w:r>
+        <w:t xml:space="preserve"> </w:t>
+      </w:r>
+      <w:hyperlink r:id="rId44">
+        <w:r>
+          <w:rPr>
+            <w:rStyle w:val="Hyperlink"/>
+          </w:rPr>
+          <w:t xml:space="preserve">confidence intervals</w:t>
+        </w:r>
+      </w:hyperlink>
+      <w:r>
+        <w:t xml:space="preserve"> </w:t>
+      </w:r>
+      <w:r>
+        <w:t xml:space="preserve">in five minutes,</w:t>
+      </w:r>
+      <w:r>
+        <w:t xml:space="preserve"> </w:t>
+      </w:r>
+      <w:r>
+        <w:t xml:space="preserve">following the University of Washington’s CSE 312</w:t>
+      </w:r>
+      <w:r>
+        <w:t xml:space="preserve"> </w:t>
+      </w:r>
+      <w:r>
+        <w:t xml:space="preserve">(5MinuteAI, n.d.)</w:t>
+      </w:r>
+      <w:r>
+        <w:t xml:space="preserve">.</w:t>
       </w:r>
     </w:p>
     <w:p>
@@ -6485,10 +6632,82 @@
         <w:pStyle w:val="Compact"/>
         <w:numPr>
           <w:ilvl w:val="0"/>
-          <w:numId w:val="1003"/>
+          <w:numId w:val="1004"/>
         </w:numPr>
       </w:pPr>
-      <w:hyperlink r:id="rId44">
+      <w:r>
+        <w:t xml:space="preserve">Hogg et al. (2019, sec. 7.1, pp. 307–313)</w:t>
+      </w:r>
+      <w:r>
+        <w:t xml:space="preserve"> </w:t>
+      </w:r>
+      <w:r>
+        <w:t xml:space="preserve">covers confidence intervals for means.</w:t>
+      </w:r>
+    </w:p>
+    <w:p>
+      <w:pPr>
+        <w:pStyle w:val="Compact"/>
+        <w:numPr>
+          <w:ilvl w:val="0"/>
+          <w:numId w:val="1004"/>
+        </w:numPr>
+      </w:pPr>
+      <w:r>
+        <w:t xml:space="preserve">Casella and Berger (2002, sec. 9.2, pp. 420–439)</w:t>
+      </w:r>
+      <w:r>
+        <w:t xml:space="preserve"> </w:t>
+      </w:r>
+      <w:r>
+        <w:t xml:space="preserve">covers methods of finding interval estimators.</w:t>
+      </w:r>
+    </w:p>
+    <w:p>
+      <w:pPr>
+        <w:pStyle w:val="Compact"/>
+        <w:numPr>
+          <w:ilvl w:val="0"/>
+          <w:numId w:val="1004"/>
+        </w:numPr>
+      </w:pPr>
+      <w:r>
+        <w:t xml:space="preserve">Rice (2007, sec. 9.3, pp. 337–338)</w:t>
+      </w:r>
+      <w:r>
+        <w:t xml:space="preserve"> </w:t>
+      </w:r>
+      <w:r>
+        <w:t xml:space="preserve">covers duality of confidence intervals and hypothesis tests.</w:t>
+      </w:r>
+    </w:p>
+    <w:bookmarkEnd w:id="45"/>
+    <w:bookmarkStart w:id="48" w:name="further-reading-on-confidence-intervals"/>
+    <w:p>
+      <w:pPr>
+        <w:pStyle w:val="Heading2"/>
+      </w:pPr>
+      <w:r>
+        <w:t xml:space="preserve">5 Further reading on confidence intervals</w:t>
+      </w:r>
+    </w:p>
+    <w:p>
+      <w:pPr>
+        <w:pStyle w:val="FirstParagraph"/>
+      </w:pPr>
+      <w:r>
+        <w:t xml:space="preserve">For more on confidence intervals:</w:t>
+      </w:r>
+    </w:p>
+    <w:p>
+      <w:pPr>
+        <w:pStyle w:val="Compact"/>
+        <w:numPr>
+          <w:ilvl w:val="0"/>
+          <w:numId w:val="1005"/>
+        </w:numPr>
+      </w:pPr>
+      <w:hyperlink r:id="rId46">
         <w:r>
           <w:rPr>
             <w:rStyle w:val="Hyperlink"/>
@@ -6507,10 +6726,10 @@
       <w:pPr>
         <w:numPr>
           <w:ilvl w:val="0"/>
-          <w:numId w:val="1003"/>
+          <w:numId w:val="1005"/>
         </w:numPr>
       </w:pPr>
-      <w:hyperlink r:id="rId45">
+      <w:hyperlink r:id="rId47">
         <w:r>
           <w:rPr>
             <w:rStyle w:val="Hyperlink"/>
@@ -6519,8 +6738,8 @@
         </w:r>
       </w:hyperlink>
     </w:p>
-    <w:bookmarkEnd w:id="46"/>
-    <w:bookmarkStart w:id="51" w:name="interpretation-of-negative-findings"/>
+    <w:bookmarkEnd w:id="48"/>
+    <w:bookmarkStart w:id="53" w:name="interpretation-of-negative-findings"/>
     <w:p>
       <w:pPr>
         <w:pStyle w:val="Heading2"/>
@@ -6700,7 +6919,7 @@
         <w:pStyle w:val="Compact"/>
         <w:numPr>
           <w:ilvl w:val="0"/>
-          <w:numId w:val="1004"/>
+          <w:numId w:val="1006"/>
         </w:numPr>
       </w:pPr>
       <w:r>
@@ -6724,7 +6943,7 @@
         <w:pStyle w:val="Compact"/>
         <w:numPr>
           <w:ilvl w:val="0"/>
-          <w:numId w:val="1004"/>
+          <w:numId w:val="1006"/>
         </w:numPr>
       </w:pPr>
       <w:r>
@@ -6813,7 +7032,7 @@
       <w:tr>
         <w:tc>
           <w:tcPr/>
-          <w:bookmarkStart w:id="50" w:name="fig-CI-interp"/>
+          <w:bookmarkStart w:id="52" w:name="fig-CI-interp"/>
           <w:p>
             <w:pPr>
               <w:pStyle w:val="SourceCode"/>
@@ -7744,18 +7963,18 @@
                 <wp:inline>
                   <wp:extent cx="5334000" cy="3000375"/>
                   <wp:effectExtent b="0" l="0" r="0" t="0"/>
-                  <wp:docPr descr="" title="" id="48" name="Picture"/>
+                  <wp:docPr descr="" title="" id="50" name="Picture"/>
                   <a:graphic>
                     <a:graphicData uri="http://schemas.openxmlformats.org/drawingml/2006/picture">
                       <pic:pic>
                         <pic:nvPicPr>
-                          <pic:cNvPr descr="inference_files/figure-docx/unnamed-chunk-6-1.png" id="49" name="Picture"/>
+                          <pic:cNvPr descr="inference_files/figure-docx/unnamed-chunk-6-1.png" id="51" name="Picture"/>
                           <pic:cNvPicPr>
                             <a:picLocks noChangeArrowheads="1" noChangeAspect="1"/>
                           </pic:cNvPicPr>
                         </pic:nvPicPr>
                         <pic:blipFill>
-                          <a:blip r:embed="rId47"/>
+                          <a:blip r:embed="rId49"/>
                           <a:stretch>
                             <a:fillRect/>
                           </a:stretch>
@@ -7813,7 +8032,7 @@
               <w:t xml:space="preserve">Adapted from a whiteboard sketch made in office hours.</w:t>
             </w:r>
           </w:p>
-          <w:bookmarkEnd w:id="50"/>
+          <w:bookmarkEnd w:id="52"/>
         </w:tc>
       </w:tr>
     </w:tbl>
@@ -7834,8 +8053,8 @@
         <w:t xml:space="preserve">.</w:t>
       </w:r>
     </w:p>
-    <w:bookmarkEnd w:id="51"/>
-    <w:bookmarkStart w:id="57" w:name="references"/>
+    <w:bookmarkEnd w:id="53"/>
+    <w:bookmarkStart w:id="65" w:name="references"/>
     <w:p>
       <w:pPr>
         <w:pStyle w:val="Heading2"/>
@@ -7844,14 +8063,14 @@
         <w:t xml:space="preserve">References</w:t>
       </w:r>
     </w:p>
-    <w:bookmarkStart w:id="56" w:name="refs"/>
-    <w:bookmarkStart w:id="53" w:name="ref-vittinghoff2e"/>
+    <w:bookmarkStart w:id="64" w:name="refs"/>
+    <w:bookmarkStart w:id="55" w:name="ref-fiveminuteai_probstat"/>
     <w:p>
       <w:pPr>
         <w:pStyle w:val="Bibliography"/>
       </w:pPr>
       <w:r>
-        <w:t xml:space="preserve">Vittinghoff, Eric, David V Glidden, Stephen C Shiboski, and Charles E McCulloch. 2012.</w:t>
+        <w:t xml:space="preserve">5MinuteAI. n.d.</w:t>
       </w:r>
       <w:r>
         <w:t xml:space="preserve"> </w:t>
@@ -7861,6 +8080,126 @@
           <w:i/>
           <w:iCs/>
         </w:rPr>
+        <w:t xml:space="preserve">Probability &amp; Statistics</w:t>
+      </w:r>
+      <w:r>
+        <w:t xml:space="preserve">. Video playlist on YouTube. Accessed October 12, 2026.</w:t>
+      </w:r>
+      <w:r>
+        <w:t xml:space="preserve"> </w:t>
+      </w:r>
+      <w:hyperlink r:id="rId54">
+        <w:r>
+          <w:rPr>
+            <w:rStyle w:val="Hyperlink"/>
+          </w:rPr>
+          <w:t xml:space="preserve">https://www.youtube.com/playlist?list=PLeB45KifGiuHesi4PALNZSYZFhViVGQJK</w:t>
+        </w:r>
+      </w:hyperlink>
+      <w:r>
+        <w:t xml:space="preserve">.</w:t>
+      </w:r>
+    </w:p>
+    <w:bookmarkEnd w:id="55"/>
+    <w:bookmarkStart w:id="57" w:name="ref-CaseBerg01"/>
+    <w:p>
+      <w:pPr>
+        <w:pStyle w:val="Bibliography"/>
+      </w:pPr>
+      <w:r>
+        <w:t xml:space="preserve">Casella, George, and Roger Berger. 2002.</w:t>
+      </w:r>
+      <w:r>
+        <w:t xml:space="preserve"> </w:t>
+      </w:r>
+      <w:r>
+        <w:rPr>
+          <w:i/>
+          <w:iCs/>
+        </w:rPr>
+        <w:t xml:space="preserve">Statistical Inference</w:t>
+      </w:r>
+      <w:r>
+        <w:t xml:space="preserve">. 2nd ed. Cengage Learning.</w:t>
+      </w:r>
+      <w:r>
+        <w:t xml:space="preserve"> </w:t>
+      </w:r>
+      <w:hyperlink r:id="rId56">
+        <w:r>
+          <w:rPr>
+            <w:rStyle w:val="Hyperlink"/>
+          </w:rPr>
+          <w:t xml:space="preserve">https://www.cengage.com/c/statistical-inference-2e-casella-berger/9780534243128/</w:t>
+        </w:r>
+      </w:hyperlink>
+      <w:r>
+        <w:t xml:space="preserve">.</w:t>
+      </w:r>
+    </w:p>
+    <w:bookmarkEnd w:id="57"/>
+    <w:bookmarkStart w:id="58" w:name="ref-hoggtanis2015"/>
+    <w:p>
+      <w:pPr>
+        <w:pStyle w:val="Bibliography"/>
+      </w:pPr>
+      <w:r>
+        <w:t xml:space="preserve">Hogg, Robert V., Elliot A. Tanis, and Dale L. Zimmerman. 2019.</w:t>
+      </w:r>
+      <w:r>
+        <w:t xml:space="preserve"> </w:t>
+      </w:r>
+      <w:r>
+        <w:rPr>
+          <w:i/>
+          <w:iCs/>
+        </w:rPr>
+        <w:t xml:space="preserve">Probability and Statistical Inference</w:t>
+      </w:r>
+      <w:r>
+        <w:t xml:space="preserve">. Tenth edition. Pearson.</w:t>
+      </w:r>
+    </w:p>
+    <w:bookmarkEnd w:id="58"/>
+    <w:bookmarkStart w:id="59" w:name="ref-rice2007mathematical"/>
+    <w:p>
+      <w:pPr>
+        <w:pStyle w:val="Bibliography"/>
+      </w:pPr>
+      <w:r>
+        <w:t xml:space="preserve">Rice, John A. 2007.</w:t>
+      </w:r>
+      <w:r>
+        <w:t xml:space="preserve"> </w:t>
+      </w:r>
+      <w:r>
+        <w:rPr>
+          <w:i/>
+          <w:iCs/>
+        </w:rPr>
+        <w:t xml:space="preserve">Mathematical Statistics and Data Analysis</w:t>
+      </w:r>
+      <w:r>
+        <w:t xml:space="preserve">. 3rd ed. Cengage Learning.</w:t>
+      </w:r>
+    </w:p>
+    <w:bookmarkEnd w:id="59"/>
+    <w:bookmarkStart w:id="61" w:name="ref-vittinghoff2e"/>
+    <w:p>
+      <w:pPr>
+        <w:pStyle w:val="Bibliography"/>
+      </w:pPr>
+      <w:r>
+        <w:t xml:space="preserve">Vittinghoff, Eric, David V Glidden, Stephen C Shiboski, and Charles E McCulloch. 2012.</w:t>
+      </w:r>
+      <w:r>
+        <w:t xml:space="preserve"> </w:t>
+      </w:r>
+      <w:r>
+        <w:rPr>
+          <w:i/>
+          <w:iCs/>
+        </w:rPr>
         <w:t xml:space="preserve">Regression Methods in Biostatistics: Linear, Logistic, Survival, and Repeated Measures Models</w:t>
       </w:r>
       <w:r>
@@ -7869,7 +8208,7 @@
       <w:r>
         <w:t xml:space="preserve"> </w:t>
       </w:r>
-      <w:hyperlink r:id="rId52">
+      <w:hyperlink r:id="rId60">
         <w:r>
           <w:rPr>
             <w:rStyle w:val="Hyperlink"/>
@@ -7881,8 +8220,8 @@
         <w:t xml:space="preserve">.</w:t>
       </w:r>
     </w:p>
-    <w:bookmarkEnd w:id="53"/>
-    <w:bookmarkStart w:id="55" w:name="ref-wp:statinference"/>
+    <w:bookmarkEnd w:id="61"/>
+    <w:bookmarkStart w:id="63" w:name="ref-wp:statinference"/>
     <w:p>
       <w:pPr>
         <w:pStyle w:val="Bibliography"/>
@@ -7941,7 +8280,7 @@
       <w:r>
         <w:t xml:space="preserve"> </w:t>
       </w:r>
-      <w:hyperlink r:id="rId54">
+      <w:hyperlink r:id="rId62">
         <w:r>
           <w:rPr>
             <w:rStyle w:val="Hyperlink"/>
@@ -7953,9 +8292,9 @@
         <w:t xml:space="preserve">.</w:t>
       </w:r>
     </w:p>
-    <w:bookmarkEnd w:id="55"/>
-    <w:bookmarkEnd w:id="56"/>
-    <w:bookmarkEnd w:id="57"/>
+    <w:bookmarkEnd w:id="63"/>
+    <w:bookmarkEnd w:id="64"/>
+    <w:bookmarkEnd w:id="65"/>
     <w:sectPr>
       <w:footnotePr>
         <w:numRestart w:val="eachSect"/>
@@ -8294,6 +8633,12 @@
     <w:abstractNumId w:val="991"/>
   </w:num>
   <w:num w:numId="1004">
+    <w:abstractNumId w:val="991"/>
+  </w:num>
+  <w:num w:numId="1005">
+    <w:abstractNumId w:val="991"/>
+  </w:num>
+  <w:num w:numId="1006">
     <w:abstractNumId w:val="991"/>
   </w:num>
 </w:numbering>
